--- a/OH2026/SelPub2023-2026.docx
+++ b/OH2026/SelPub2023-2026.docx
@@ -70,6 +70,23 @@
       <w:pPr>
         <w:numPr>
           <w:ilvl w:val="0"/>
+          <w:numId w:val="6"/>
+        </w:numPr>
+      </w:pPr>
+      <w:r>
+        <w:t xml:space="preserve">Geometric Jensen-Shannon divergence between Gaussian measures on Hilbert space, </w:t>
+      </w:r>
+      <w:r>
+        <w:rPr>
+          <w:rFonts w:hint="eastAsia"/>
+        </w:rPr>
+        <w:t>IEEE Transactions on Information Theory (accepted), 2026</w:t>
+      </w:r>
+    </w:p>
+    <w:p>
+      <w:pPr>
+        <w:numPr>
+          <w:ilvl w:val="0"/>
           <w:numId w:val="5"/>
         </w:numPr>
       </w:pPr>
@@ -137,13 +154,8 @@
           <w:numId w:val="5"/>
         </w:numPr>
       </w:pPr>
-      <w:proofErr w:type="spellStart"/>
-      <w:r>
-        <w:t>Symplectic</w:t>
-      </w:r>
-      <w:proofErr w:type="spellEnd"/>
-      <w:r>
-        <w:t xml:space="preserve"> Bregman divergences, Entropy 2024</w:t>
+      <w:r>
+        <w:t>Fast Proxy Centers for the Jeffreys Centroid: The Jeffreys–Fisher–Rao Center and the Gauss–Bregman Inductive Center, Entropy 2024</w:t>
       </w:r>
     </w:p>
     <w:p>
@@ -154,26 +166,7 @@
         </w:numPr>
       </w:pPr>
       <w:r>
-        <w:t>Fast Proxy Centers for the Jeffreys Centroid: The Jeffreys–Fisher–Rao Center and the Gauss–Bregman Inductive Center, Entropy 2024</w:t>
-      </w:r>
-    </w:p>
-    <w:p>
-      <w:pPr>
-        <w:numPr>
-          <w:ilvl w:val="0"/>
-          <w:numId w:val="5"/>
-        </w:numPr>
-      </w:pPr>
-      <w:r>
-        <w:t xml:space="preserve">Information measures and geometry of the hyperbolic exponential families of </w:t>
-      </w:r>
-      <w:proofErr w:type="spellStart"/>
-      <w:r>
-        <w:t>Poincaré</w:t>
-      </w:r>
-      <w:proofErr w:type="spellEnd"/>
-      <w:r>
-        <w:t xml:space="preserve"> and hyperboloid distributions,</w:t>
+        <w:t>Information measures and geometry of the hyperbolic exponential families of Poincaré and hyperboloid distributions,</w:t>
       </w:r>
       <w:r>
         <w:rPr>
@@ -215,6 +208,17 @@
         </w:numPr>
       </w:pPr>
       <w:r>
+        <w:t>Symplectic Bregman divergences, Entropy 2024</w:t>
+      </w:r>
+    </w:p>
+    <w:p>
+      <w:pPr>
+        <w:numPr>
+          <w:ilvl w:val="0"/>
+          <w:numId w:val="5"/>
+        </w:numPr>
+      </w:pPr>
+      <w:r>
         <w:t>Divergences Induced by the Cumulant and Partition Functions of Exponential Families and Their Deformations Induced by Comparative Convexity, Entropy 2024</w:t>
       </w:r>
     </w:p>
@@ -226,15 +230,7 @@
         </w:numPr>
       </w:pPr>
       <w:r>
-        <w:t xml:space="preserve">What is... an inductive </w:t>
-      </w:r>
-      <w:proofErr w:type="gramStart"/>
-      <w:r>
-        <w:t>mean?,</w:t>
-      </w:r>
-      <w:proofErr w:type="gramEnd"/>
-      <w:r>
-        <w:t xml:space="preserve"> Notices of the American Mathematical Society 2023</w:t>
+        <w:t>What is... an inductive mean?, Notices of the American Mathematical Society 2023</w:t>
       </w:r>
     </w:p>
     <w:p>
@@ -282,7 +278,7 @@
         </w:numPr>
       </w:pPr>
       <w:r>
-        <w:t>Geometric Jensen-Shannon divergence between Gaussian measures on Hilbert space, GSI 2025</w:t>
+        <w:t>Curved representational Bregman divergences and their applications, GSI 2025</w:t>
       </w:r>
     </w:p>
     <w:p>
@@ -293,7 +289,7 @@
         </w:numPr>
       </w:pPr>
       <w:r>
-        <w:t>Curved representational Bregman divergences and their applications, GSI 2025</w:t>
+        <w:t>A Rate-Distortion View of Uncertainty Quantification, ICML 2024</w:t>
       </w:r>
     </w:p>
     <w:p>
@@ -304,7 +300,7 @@
         </w:numPr>
       </w:pPr>
       <w:r>
-        <w:t>A Rate-Distortion View of Uncertainty Quantification, ICML 2024</w:t>
+        <w:t>Hyperbolic Embeddings of Supervised Models, NeurIPS 2024</w:t>
       </w:r>
     </w:p>
     <w:p>
@@ -315,15 +311,7 @@
         </w:numPr>
       </w:pPr>
       <w:r>
-        <w:t xml:space="preserve">Hyperbolic Embeddings of Supervised Models, </w:t>
-      </w:r>
-      <w:proofErr w:type="spellStart"/>
-      <w:r>
-        <w:t>NeurIPS</w:t>
-      </w:r>
-      <w:proofErr w:type="spellEnd"/>
-      <w:r>
-        <w:t xml:space="preserve"> 2024</w:t>
+        <w:t>Optimal transport with tempered exponential measures, AAAI 2024</w:t>
       </w:r>
     </w:p>
     <w:p>
@@ -334,7 +322,7 @@
         </w:numPr>
       </w:pPr>
       <w:r>
-        <w:t>Optimal transport with tempered exponential measures, AAAI 2024</w:t>
+        <w:t>Simplifying momentum-based positive-definite submanifold optimization with applications to deep learning, ICML 2023</w:t>
       </w:r>
     </w:p>
     <w:p>
@@ -345,7 +333,11 @@
         </w:numPr>
       </w:pPr>
       <w:r>
-        <w:t>Quasi-arithmetic Centers, Quasi-arithmetic Mixtures, and the Jensen-Shannon-Divergences, GSI 2023</w:t>
+        <w:t>Quasi-arithmetic Centers, Quasi-arithmetic Mixtures, and the Jensen-Shannon-</w:t>
+      </w:r>
+      <w:r>
+        <w:lastRenderedPageBreak/>
+        <w:t>Divergences, GSI 2023</w:t>
       </w:r>
     </w:p>
     <w:p>
@@ -356,28 +348,12 @@
         </w:numPr>
       </w:pPr>
       <w:r>
-        <w:t xml:space="preserve">Simplifying momentum-based positive-definite submanifold optimization with </w:t>
-      </w:r>
-      <w:r>
-        <w:lastRenderedPageBreak/>
-        <w:t>applications to deep learning, ICML 2023</w:t>
-      </w:r>
-    </w:p>
-    <w:p>
-      <w:pPr>
-        <w:numPr>
-          <w:ilvl w:val="0"/>
-          <w:numId w:val="6"/>
-        </w:numPr>
-      </w:pPr>
-      <w:r>
         <w:t>Partial K-Means with M Outliers: Mathematical Programs and Complexity Results, International Conference on Optimization and Learning 2023</w:t>
       </w:r>
     </w:p>
     <w:p>
       <w:pPr>
         <w:rPr>
-          <w:rFonts w:hint="eastAsia"/>
           <w:b/>
           <w:bCs/>
         </w:rPr>
@@ -400,11 +376,7 @@
     </w:p>
     <w:p>
       <w:r>
-        <w:t xml:space="preserve">Approximation and bounding techniques for </w:t>
-      </w:r>
-      <w:proofErr w:type="gramStart"/>
-      <w:r>
-        <w:t>the</w:t>
+        <w:t>Approximation and bounding techniques for the</w:t>
       </w:r>
       <w:r>
         <w:rPr>
@@ -413,11 +385,7 @@
         <w:t xml:space="preserve"> </w:t>
       </w:r>
       <w:r>
-        <w:t>Fisher</w:t>
-      </w:r>
-      <w:proofErr w:type="gramEnd"/>
-      <w:r>
-        <w:t>-Rao distances, Handbook of Statistics 2024</w:t>
+        <w:t>Fisher-Rao distances, Handbook of Statistics 2024</w:t>
       </w:r>
     </w:p>
     <w:p>
@@ -443,23 +411,7 @@
         </w:numPr>
       </w:pPr>
       <w:r>
-        <w:t xml:space="preserve">Hilbert geometry of the symmetric positive-definite </w:t>
-      </w:r>
-      <w:proofErr w:type="spellStart"/>
-      <w:r>
-        <w:t>bicone</w:t>
-      </w:r>
-      <w:proofErr w:type="spellEnd"/>
-      <w:r>
-        <w:t xml:space="preserve">, </w:t>
-      </w:r>
-      <w:proofErr w:type="spellStart"/>
-      <w:r>
-        <w:t>NeurIPS</w:t>
-      </w:r>
-      <w:proofErr w:type="spellEnd"/>
-      <w:r>
-        <w:t xml:space="preserve"> Workshop on Symmetry and Geometry in Neural Representations</w:t>
+        <w:t>Hilbert geometry of the symmetric positive-definite bicone, NeurIPS Workshop on Symmetry and Geometry in Neural Representations</w:t>
       </w:r>
       <w:r>
         <w:rPr>
@@ -467,13 +419,8 @@
         </w:rPr>
         <w:t xml:space="preserve">, </w:t>
       </w:r>
-      <w:proofErr w:type="spellStart"/>
-      <w:r>
-        <w:t>NeurReps</w:t>
-      </w:r>
-      <w:proofErr w:type="spellEnd"/>
-      <w:r>
-        <w:t xml:space="preserve"> 2025</w:t>
+      <w:r>
+        <w:t>NeurReps 2025</w:t>
       </w:r>
     </w:p>
     <w:p>
@@ -484,38 +431,17 @@
         </w:numPr>
       </w:pPr>
       <w:r>
-        <w:t xml:space="preserve">A New Geometric Approach of Adaptive Neighborhood Selection for Classification, </w:t>
-      </w:r>
-      <w:proofErr w:type="spellStart"/>
-      <w:r>
-        <w:t>NeurIPS</w:t>
-      </w:r>
-      <w:proofErr w:type="spellEnd"/>
-      <w:r>
-        <w:t xml:space="preserve"> Workshop on Symmetry and Geometry in Neural </w:t>
-      </w:r>
-      <w:proofErr w:type="gramStart"/>
-      <w:r>
-        <w:t xml:space="preserve">Representations </w:t>
+        <w:t xml:space="preserve">A New Geometric Approach of Adaptive Neighborhood Selection for Classification, NeurIPS Workshop on Symmetry and Geometry in Neural Representations </w:t>
       </w:r>
       <w:r>
         <w:rPr>
           <w:rFonts w:hint="eastAsia"/>
         </w:rPr>
-        <w:t>,</w:t>
-      </w:r>
-      <w:proofErr w:type="gramEnd"/>
-      <w:r>
-        <w:rPr>
-          <w:rFonts w:hint="eastAsia"/>
-        </w:rPr>
-        <w:t xml:space="preserve"> </w:t>
-      </w:r>
-      <w:proofErr w:type="spellStart"/>
+        <w:t xml:space="preserve">, </w:t>
+      </w:r>
       <w:r>
         <w:t>NeurReps</w:t>
       </w:r>
-      <w:proofErr w:type="spellEnd"/>
       <w:r>
         <w:rPr>
           <w:rFonts w:hint="eastAsia"/>
@@ -614,21 +540,8 @@
           <w:numId w:val="8"/>
         </w:numPr>
       </w:pPr>
-      <w:proofErr w:type="spellStart"/>
-      <w:r>
-        <w:t>Generalising</w:t>
-      </w:r>
-      <w:proofErr w:type="spellEnd"/>
-      <w:r>
-        <w:t xml:space="preserve"> maximum mean discrepancy: </w:t>
-      </w:r>
-      <w:proofErr w:type="spellStart"/>
-      <w:r>
-        <w:t>kernelised</w:t>
-      </w:r>
-      <w:proofErr w:type="spellEnd"/>
-      <w:r>
-        <w:t xml:space="preserve"> functional Bregman divergences, arXiv:2604.24047</w:t>
+      <w:r>
+        <w:t>Generalising maximum mean discrepancy: kernelised functional Bregman divergences, arXiv:2604.24047</w:t>
       </w:r>
     </w:p>
     <w:p>
@@ -650,15 +563,7 @@
         </w:numPr>
       </w:pPr>
       <w:r>
-        <w:t xml:space="preserve">Geometric structures and deviations on James' symmetric positive-definite matrix </w:t>
-      </w:r>
-      <w:proofErr w:type="spellStart"/>
-      <w:r>
-        <w:t>bicone</w:t>
-      </w:r>
-      <w:proofErr w:type="spellEnd"/>
-      <w:r>
-        <w:t xml:space="preserve"> domain, arXiv:2603.02483</w:t>
+        <w:t>Geometric structures and deviations on James' symmetric positive-definite matrix bicone domain, arXiv:2603.02483</w:t>
       </w:r>
     </w:p>
     <w:p>
@@ -680,15 +585,7 @@
         </w:numPr>
       </w:pPr>
       <w:r>
-        <w:t xml:space="preserve">Hilbert geometry of the symmetric positive-definite </w:t>
-      </w:r>
-      <w:proofErr w:type="spellStart"/>
-      <w:r>
-        <w:t>bicone</w:t>
-      </w:r>
-      <w:proofErr w:type="spellEnd"/>
-      <w:r>
-        <w:t>: Application to the geometry of the extended Gaussian family, arXiv:2508.14369</w:t>
+        <w:t>Hilbert geometry of the symmetric positive-definite bicone: Application to the geometry of the extended Gaussian family, arXiv:2508.14369</w:t>
       </w:r>
     </w:p>
     <w:p>
@@ -698,13 +595,8 @@
           <w:numId w:val="8"/>
         </w:numPr>
       </w:pPr>
-      <w:proofErr w:type="spellStart"/>
-      <w:r>
-        <w:t>pyBregMan</w:t>
-      </w:r>
-      <w:proofErr w:type="spellEnd"/>
-      <w:r>
-        <w:t>: A Python library for Bregman Manifolds, arXiv:2408.04175</w:t>
+      <w:r>
+        <w:t>pyBregMan: A Python library for Bregman Manifolds, arXiv:2408.04175</w:t>
       </w:r>
     </w:p>
     <w:p>
@@ -2550,6 +2442,7 @@
   <w:style w:type="character" w:default="1" w:styleId="DefaultParagraphFont">
     <w:name w:val="Default Paragraph Font"/>
     <w:uiPriority w:val="1"/>
+    <w:semiHidden/>
     <w:unhideWhenUsed/>
   </w:style>
   <w:style w:type="table" w:default="1" w:styleId="TableNormal">
